--- a/deal-mgmt/templates/legal/sha_template.docx
+++ b/deal-mgmt/templates/legal/sha_template.docx
@@ -9,7 +9,7 @@
       </w:pPr>
       <w:r>
         <w:rPr>
-          <w:rFonts w:ascii="Times New Roman" w:hAnsi="Times New Roman" w:eastAsia="바탕체"/>
+          <w:rFonts w:ascii="Times New Roman" w:hAnsi="Times New Roman" w:eastAsia="바탕"/>
           <w:b/>
           <w:sz w:val="32"/>
         </w:rPr>
@@ -23,9 +23,9 @@
       </w:pPr>
       <w:r>
         <w:rPr>
-          <w:rFonts w:ascii="Times New Roman" w:hAnsi="Times New Roman" w:eastAsia="바탕체"/>
+          <w:rFonts w:ascii="Times New Roman" w:hAnsi="Times New Roman" w:eastAsia="바탕"/>
           <w:b w:val="0"/>
-          <w:sz w:val="20"/>
+          <w:sz w:val="28"/>
         </w:rPr>
         <w:t>(Shareholders Agreement)</w:t>
       </w:r>
@@ -41,8 +41,8 @@
       </w:pPr>
       <w:r>
         <w:rPr>
-          <w:rFonts w:ascii="Times New Roman" w:hAnsi="Times New Roman" w:eastAsia="바탕체"/>
-          <w:sz w:val="24"/>
+          <w:rFonts w:ascii="Times New Roman" w:hAnsi="Times New Roman" w:eastAsia="바탕"/>
+          <w:sz w:val="23"/>
         </w:rPr>
         <w:t>본 주주간계약(이하 "본 계약")은 {{ signing_date }}(이하 "본 계약 체결일") 아래 당사자들 사이에서 체결되었다.</w:t>
       </w:r>
@@ -50,8 +50,8 @@
     <w:p>
       <w:r>
         <w:rPr>
-          <w:rFonts w:ascii="Times New Roman" w:hAnsi="Times New Roman" w:eastAsia="바탕체"/>
-          <w:sz w:val="24"/>
+          <w:rFonts w:ascii="Times New Roman" w:hAnsi="Times New Roman" w:eastAsia="바탕"/>
+          <w:sz w:val="23"/>
         </w:rPr>
         <w:t>{%p for s in shareholders %}</w:t>
       </w:r>
@@ -63,8 +63,8 @@
       </w:pPr>
       <w:r>
         <w:rPr>
-          <w:rFonts w:ascii="Times New Roman" w:hAnsi="Times New Roman" w:eastAsia="바탕체"/>
-          <w:sz w:val="24"/>
+          <w:rFonts w:ascii="Times New Roman" w:hAnsi="Times New Roman" w:eastAsia="바탕"/>
+          <w:sz w:val="23"/>
         </w:rPr>
         <w:t>{{ s.name }}(이하 "{{ s.name }}")</w:t>
       </w:r>
@@ -72,8 +72,8 @@
     <w:p>
       <w:r>
         <w:rPr>
-          <w:rFonts w:ascii="Times New Roman" w:hAnsi="Times New Roman" w:eastAsia="바탕체"/>
-          <w:sz w:val="24"/>
+          <w:rFonts w:ascii="Times New Roman" w:hAnsi="Times New Roman" w:eastAsia="바탕"/>
+          <w:sz w:val="23"/>
         </w:rPr>
         <w:t>{%p endfor %}</w:t>
       </w:r>
@@ -85,9 +85,9 @@
       </w:pPr>
       <w:r>
         <w:rPr>
-          <w:rFonts w:ascii="Times New Roman" w:hAnsi="Times New Roman" w:eastAsia="바탕체"/>
+          <w:rFonts w:ascii="Times New Roman" w:hAnsi="Times New Roman" w:eastAsia="바탕"/>
           <w:b/>
-          <w:sz w:val="24"/>
+          <w:sz w:val="23"/>
         </w:rPr>
         <w:t>전     문</w:t>
       </w:r>
@@ -98,8 +98,8 @@
       </w:pPr>
       <w:r>
         <w:rPr>
-          <w:rFonts w:ascii="Times New Roman" w:hAnsi="Times New Roman" w:eastAsia="바탕체"/>
-          <w:sz w:val="24"/>
+          <w:rFonts w:ascii="Times New Roman" w:hAnsi="Times New Roman" w:eastAsia="바탕"/>
+          <w:sz w:val="23"/>
         </w:rPr>
         <w:t>본 계약 체결일 현재 {{ company_name }}(이하 "대상회사")의 주주 구성은 다음과 같다.</w:t>
       </w:r>
@@ -110,8 +110,8 @@
       </w:pPr>
       <w:r>
         <w:rPr>
-          <w:rFonts w:ascii="Times New Roman" w:hAnsi="Times New Roman" w:eastAsia="바탕체"/>
-          <w:sz w:val="24"/>
+          <w:rFonts w:ascii="Times New Roman" w:hAnsi="Times New Roman" w:eastAsia="바탕"/>
+          <w:sz w:val="23"/>
         </w:rPr>
         <w:t>당사자들은 대상회사의 공동 운영과 당사자들의 권리·의무를 규율하기 위하여 본 계약을 체결한다.</w:t>
       </w:r>
@@ -123,9 +123,9 @@
       </w:pPr>
       <w:r>
         <w:rPr>
-          <w:rFonts w:ascii="Times New Roman" w:hAnsi="Times New Roman" w:eastAsia="바탕체"/>
+          <w:rFonts w:ascii="Times New Roman" w:hAnsi="Times New Roman" w:eastAsia="바탕"/>
           <w:b/>
-          <w:sz w:val="24"/>
+          <w:sz w:val="23"/>
         </w:rPr>
         <w:t>아     래</w:t>
       </w:r>
@@ -133,25 +133,25 @@
     <w:p>
       <w:pPr>
         <w:pStyle w:val="Heading1"/>
-        <w:spacing w:before="240" w:after="120"/>
+        <w:spacing w:before="360" w:after="240"/>
       </w:pPr>
       <w:r>
         <w:rPr>
-          <w:rFonts w:ascii="Times New Roman" w:hAnsi="Times New Roman" w:eastAsia="바탕체"/>
+          <w:rFonts w:ascii="Times New Roman" w:hAnsi="Times New Roman" w:eastAsia="바탕"/>
           <w:b/>
-          <w:sz w:val="24"/>
+          <w:sz w:val="23"/>
         </w:rPr>
         <w:t>제1조 (정의 및 목적)</w:t>
       </w:r>
     </w:p>
     <w:p>
       <w:pPr>
-        <w:spacing w:after="80"/>
+        <w:spacing w:after="0"/>
       </w:pPr>
       <w:r>
         <w:rPr>
-          <w:rFonts w:ascii="Times New Roman" w:hAnsi="Times New Roman" w:eastAsia="바탕체"/>
-          <w:sz w:val="24"/>
+          <w:rFonts w:ascii="Times New Roman" w:hAnsi="Times New Roman" w:eastAsia="바탕"/>
+          <w:sz w:val="23"/>
         </w:rPr>
         <w:t>본 계약에서 사용되는 용어는 본건 주식매매계약 및 신주인수계약에서 정한 바에 따르며, 본 계약은 대상회사의 경영과 주주간 관계를 규율하는 것을 목적으로 한다.</w:t>
       </w:r>
@@ -159,13 +159,13 @@
     <w:p>
       <w:pPr>
         <w:pStyle w:val="Heading1"/>
-        <w:spacing w:before="240" w:after="120"/>
+        <w:spacing w:before="360" w:after="240"/>
       </w:pPr>
       <w:r>
         <w:rPr>
-          <w:rFonts w:ascii="Times New Roman" w:hAnsi="Times New Roman" w:eastAsia="바탕체"/>
+          <w:rFonts w:ascii="Times New Roman" w:hAnsi="Times New Roman" w:eastAsia="바탕"/>
           <w:b/>
-          <w:sz w:val="24"/>
+          <w:sz w:val="23"/>
         </w:rPr>
         <w:t>제2조 (이사회 구성 및 임원)</w:t>
       </w:r>
@@ -177,21 +177,21 @@
       </w:pPr>
       <w:r>
         <w:rPr>
-          <w:rFonts w:ascii="Times New Roman" w:hAnsi="Times New Roman" w:eastAsia="바탕체"/>
+          <w:rFonts w:ascii="Times New Roman" w:hAnsi="Times New Roman" w:eastAsia="바탕"/>
           <w:b/>
-          <w:sz w:val="24"/>
+          <w:sz w:val="23"/>
         </w:rPr>
         <w:t>이사회 구성.</w:t>
       </w:r>
     </w:p>
     <w:p>
       <w:pPr>
-        <w:spacing w:after="80"/>
+        <w:spacing w:after="0"/>
       </w:pPr>
       <w:r>
         <w:rPr>
-          <w:rFonts w:ascii="Times New Roman" w:hAnsi="Times New Roman" w:eastAsia="바탕체"/>
-          <w:sz w:val="24"/>
+          <w:rFonts w:ascii="Times New Roman" w:hAnsi="Times New Roman" w:eastAsia="바탕"/>
+          <w:sz w:val="23"/>
         </w:rPr>
         <w:t>대상회사의 이사회는 총 {{ board_seats_total }}인 이상으로 한다.</w:t>
       </w:r>
@@ -203,9 +203,9 @@
       </w:pPr>
       <w:r>
         <w:rPr>
-          <w:rFonts w:ascii="Times New Roman" w:hAnsi="Times New Roman" w:eastAsia="바탕체"/>
+          <w:rFonts w:ascii="Times New Roman" w:hAnsi="Times New Roman" w:eastAsia="바탕"/>
           <w:b/>
-          <w:sz w:val="24"/>
+          <w:sz w:val="23"/>
         </w:rPr>
         <w:t>이사 지명권.</w:t>
       </w:r>
@@ -213,21 +213,21 @@
     <w:p>
       <w:r>
         <w:rPr>
-          <w:rFonts w:ascii="Times New Roman" w:hAnsi="Times New Roman" w:eastAsia="바탕체"/>
-          <w:sz w:val="24"/>
+          <w:rFonts w:ascii="Times New Roman" w:hAnsi="Times New Roman" w:eastAsia="바탕"/>
+          <w:sz w:val="23"/>
         </w:rPr>
         <w:t>{%p for b in board_seats_by_shareholder %}</w:t>
       </w:r>
     </w:p>
     <w:p>
       <w:pPr>
-        <w:spacing w:after="80"/>
+        <w:spacing w:after="0"/>
         <w:ind w:left="737"/>
       </w:pPr>
       <w:r>
         <w:rPr>
-          <w:rFonts w:ascii="Times New Roman" w:hAnsi="Times New Roman" w:eastAsia="바탕체"/>
-          <w:sz w:val="24"/>
+          <w:rFonts w:ascii="Times New Roman" w:hAnsi="Times New Roman" w:eastAsia="바탕"/>
+          <w:sz w:val="23"/>
         </w:rPr>
         <w:t>{{ b.shareholder }}은(는) 이사 {{ b.seats }}인을 지명할 권리를 가진다.</w:t>
       </w:r>
@@ -235,8 +235,8 @@
     <w:p>
       <w:r>
         <w:rPr>
-          <w:rFonts w:ascii="Times New Roman" w:hAnsi="Times New Roman" w:eastAsia="바탕체"/>
-          <w:sz w:val="24"/>
+          <w:rFonts w:ascii="Times New Roman" w:hAnsi="Times New Roman" w:eastAsia="바탕"/>
+          <w:sz w:val="23"/>
         </w:rPr>
         <w:t>{%p endfor %}</w:t>
       </w:r>
@@ -244,13 +244,13 @@
     <w:p>
       <w:pPr>
         <w:pStyle w:val="Heading1"/>
-        <w:spacing w:before="240" w:after="120"/>
+        <w:spacing w:before="360" w:after="240"/>
       </w:pPr>
       <w:r>
         <w:rPr>
-          <w:rFonts w:ascii="Times New Roman" w:hAnsi="Times New Roman" w:eastAsia="바탕체"/>
+          <w:rFonts w:ascii="Times New Roman" w:hAnsi="Times New Roman" w:eastAsia="바탕"/>
           <w:b/>
-          <w:sz w:val="24"/>
+          <w:sz w:val="23"/>
         </w:rPr>
         <w:t>제3조 (우선매수권 (Right of First Refusal))</w:t>
       </w:r>
@@ -258,20 +258,20 @@
     <w:p>
       <w:r>
         <w:rPr>
-          <w:rFonts w:ascii="Times New Roman" w:hAnsi="Times New Roman" w:eastAsia="바탕체"/>
-          <w:sz w:val="24"/>
+          <w:rFonts w:ascii="Times New Roman" w:hAnsi="Times New Roman" w:eastAsia="바탕"/>
+          <w:sz w:val="23"/>
         </w:rPr>
         <w:t>{%p if rofr_included %}</w:t>
       </w:r>
     </w:p>
     <w:p>
       <w:pPr>
-        <w:spacing w:after="80"/>
+        <w:spacing w:after="0"/>
       </w:pPr>
       <w:r>
         <w:rPr>
-          <w:rFonts w:ascii="Times New Roman" w:hAnsi="Times New Roman" w:eastAsia="바탕체"/>
-          <w:sz w:val="24"/>
+          <w:rFonts w:ascii="Times New Roman" w:hAnsi="Times New Roman" w:eastAsia="바탕"/>
+          <w:sz w:val="23"/>
         </w:rPr>
         <w:t>주주가 그 보유주식의 전부 또는 일부를 제3자에게 양도(담보 설정 포함)하고자 하는 경우, 다른 주주는 당해 양도 예정 주식에 대하여 우선적으로 매수할 권리를 가진다.</w:t>
       </w:r>
@@ -279,20 +279,20 @@
     <w:p>
       <w:r>
         <w:rPr>
-          <w:rFonts w:ascii="Times New Roman" w:hAnsi="Times New Roman" w:eastAsia="바탕체"/>
-          <w:sz w:val="24"/>
+          <w:rFonts w:ascii="Times New Roman" w:hAnsi="Times New Roman" w:eastAsia="바탕"/>
+          <w:sz w:val="23"/>
         </w:rPr>
         <w:t>{%p else %}</w:t>
       </w:r>
     </w:p>
     <w:p>
       <w:pPr>
-        <w:spacing w:after="80"/>
+        <w:spacing w:after="0"/>
       </w:pPr>
       <w:r>
         <w:rPr>
-          <w:rFonts w:ascii="Times New Roman" w:hAnsi="Times New Roman" w:eastAsia="바탕체"/>
-          <w:sz w:val="24"/>
+          <w:rFonts w:ascii="Times New Roman" w:hAnsi="Times New Roman" w:eastAsia="바탕"/>
+          <w:sz w:val="23"/>
         </w:rPr>
         <w:t>본 계약에서 우선매수권은 적용하지 아니한다.</w:t>
       </w:r>
@@ -300,8 +300,8 @@
     <w:p>
       <w:r>
         <w:rPr>
-          <w:rFonts w:ascii="Times New Roman" w:hAnsi="Times New Roman" w:eastAsia="바탕체"/>
-          <w:sz w:val="24"/>
+          <w:rFonts w:ascii="Times New Roman" w:hAnsi="Times New Roman" w:eastAsia="바탕"/>
+          <w:sz w:val="23"/>
         </w:rPr>
         <w:t>{%p endif %}</w:t>
       </w:r>
@@ -309,13 +309,13 @@
     <w:p>
       <w:pPr>
         <w:pStyle w:val="Heading1"/>
-        <w:spacing w:before="240" w:after="120"/>
+        <w:spacing w:before="360" w:after="240"/>
       </w:pPr>
       <w:r>
         <w:rPr>
-          <w:rFonts w:ascii="Times New Roman" w:hAnsi="Times New Roman" w:eastAsia="바탕체"/>
+          <w:rFonts w:ascii="Times New Roman" w:hAnsi="Times New Roman" w:eastAsia="바탕"/>
           <w:b/>
-          <w:sz w:val="24"/>
+          <w:sz w:val="23"/>
         </w:rPr>
         <w:t>제4조 (동반매각권 (Drag-Along Right))</w:t>
       </w:r>
@@ -323,20 +323,20 @@
     <w:p>
       <w:r>
         <w:rPr>
-          <w:rFonts w:ascii="Times New Roman" w:hAnsi="Times New Roman" w:eastAsia="바탕체"/>
-          <w:sz w:val="24"/>
+          <w:rFonts w:ascii="Times New Roman" w:hAnsi="Times New Roman" w:eastAsia="바탕"/>
+          <w:sz w:val="23"/>
         </w:rPr>
         <w:t>{%p if drag_along_included %}</w:t>
       </w:r>
     </w:p>
     <w:p>
       <w:pPr>
-        <w:spacing w:after="80"/>
+        <w:spacing w:after="0"/>
       </w:pPr>
       <w:r>
         <w:rPr>
-          <w:rFonts w:ascii="Times New Roman" w:hAnsi="Times New Roman" w:eastAsia="바탕체"/>
-          <w:sz w:val="24"/>
+          <w:rFonts w:ascii="Times New Roman" w:hAnsi="Times New Roman" w:eastAsia="바탕"/>
+          <w:sz w:val="23"/>
         </w:rPr>
         <w:t>지배주주가 제3자에게 대상회사 발행주식의 과반수 이상을 매각하고자 하는 경우, 지배주주는 다른 주주들로 하여금 동일한 조건으로 그 보유주식을 함께 매각하도록 요구할 수 있다.</w:t>
       </w:r>
@@ -344,20 +344,20 @@
     <w:p>
       <w:r>
         <w:rPr>
-          <w:rFonts w:ascii="Times New Roman" w:hAnsi="Times New Roman" w:eastAsia="바탕체"/>
-          <w:sz w:val="24"/>
+          <w:rFonts w:ascii="Times New Roman" w:hAnsi="Times New Roman" w:eastAsia="바탕"/>
+          <w:sz w:val="23"/>
         </w:rPr>
         <w:t>{%p else %}</w:t>
       </w:r>
     </w:p>
     <w:p>
       <w:pPr>
-        <w:spacing w:after="80"/>
+        <w:spacing w:after="0"/>
       </w:pPr>
       <w:r>
         <w:rPr>
-          <w:rFonts w:ascii="Times New Roman" w:hAnsi="Times New Roman" w:eastAsia="바탕체"/>
-          <w:sz w:val="24"/>
+          <w:rFonts w:ascii="Times New Roman" w:hAnsi="Times New Roman" w:eastAsia="바탕"/>
+          <w:sz w:val="23"/>
         </w:rPr>
         <w:t>본 계약에서 동반매각권은 적용하지 아니한다.</w:t>
       </w:r>
@@ -365,8 +365,8 @@
     <w:p>
       <w:r>
         <w:rPr>
-          <w:rFonts w:ascii="Times New Roman" w:hAnsi="Times New Roman" w:eastAsia="바탕체"/>
-          <w:sz w:val="24"/>
+          <w:rFonts w:ascii="Times New Roman" w:hAnsi="Times New Roman" w:eastAsia="바탕"/>
+          <w:sz w:val="23"/>
         </w:rPr>
         <w:t>{%p endif %}</w:t>
       </w:r>
@@ -374,13 +374,13 @@
     <w:p>
       <w:pPr>
         <w:pStyle w:val="Heading1"/>
-        <w:spacing w:before="240" w:after="120"/>
+        <w:spacing w:before="360" w:after="240"/>
       </w:pPr>
       <w:r>
         <w:rPr>
-          <w:rFonts w:ascii="Times New Roman" w:hAnsi="Times New Roman" w:eastAsia="바탕체"/>
+          <w:rFonts w:ascii="Times New Roman" w:hAnsi="Times New Roman" w:eastAsia="바탕"/>
           <w:b/>
-          <w:sz w:val="24"/>
+          <w:sz w:val="23"/>
         </w:rPr>
         <w:t>제5조 (동반참여권 (Tag-Along Right))</w:t>
       </w:r>
@@ -388,20 +388,20 @@
     <w:p>
       <w:r>
         <w:rPr>
-          <w:rFonts w:ascii="Times New Roman" w:hAnsi="Times New Roman" w:eastAsia="바탕체"/>
-          <w:sz w:val="24"/>
+          <w:rFonts w:ascii="Times New Roman" w:hAnsi="Times New Roman" w:eastAsia="바탕"/>
+          <w:sz w:val="23"/>
         </w:rPr>
         <w:t>{%p if tag_along_included %}</w:t>
       </w:r>
     </w:p>
     <w:p>
       <w:pPr>
-        <w:spacing w:after="80"/>
+        <w:spacing w:after="0"/>
       </w:pPr>
       <w:r>
         <w:rPr>
-          <w:rFonts w:ascii="Times New Roman" w:hAnsi="Times New Roman" w:eastAsia="바탕체"/>
-          <w:sz w:val="24"/>
+          <w:rFonts w:ascii="Times New Roman" w:hAnsi="Times New Roman" w:eastAsia="바탕"/>
+          <w:sz w:val="23"/>
         </w:rPr>
         <w:t>지배주주가 제3자에게 그 보유주식의 전부 또는 일부를 매각하고자 하는 경우, 다른 주주는 동일한 조건으로 자신의 보유주식을 함께 매각할 권리를 가진다.</w:t>
       </w:r>
@@ -409,20 +409,20 @@
     <w:p>
       <w:r>
         <w:rPr>
-          <w:rFonts w:ascii="Times New Roman" w:hAnsi="Times New Roman" w:eastAsia="바탕체"/>
-          <w:sz w:val="24"/>
+          <w:rFonts w:ascii="Times New Roman" w:hAnsi="Times New Roman" w:eastAsia="바탕"/>
+          <w:sz w:val="23"/>
         </w:rPr>
         <w:t>{%p else %}</w:t>
       </w:r>
     </w:p>
     <w:p>
       <w:pPr>
-        <w:spacing w:after="80"/>
+        <w:spacing w:after="0"/>
       </w:pPr>
       <w:r>
         <w:rPr>
-          <w:rFonts w:ascii="Times New Roman" w:hAnsi="Times New Roman" w:eastAsia="바탕체"/>
-          <w:sz w:val="24"/>
+          <w:rFonts w:ascii="Times New Roman" w:hAnsi="Times New Roman" w:eastAsia="바탕"/>
+          <w:sz w:val="23"/>
         </w:rPr>
         <w:t>본 계약에서 동반참여권은 적용하지 아니한다.</w:t>
       </w:r>
@@ -430,8 +430,8 @@
     <w:p>
       <w:r>
         <w:rPr>
-          <w:rFonts w:ascii="Times New Roman" w:hAnsi="Times New Roman" w:eastAsia="바탕체"/>
-          <w:sz w:val="24"/>
+          <w:rFonts w:ascii="Times New Roman" w:hAnsi="Times New Roman" w:eastAsia="바탕"/>
+          <w:sz w:val="23"/>
         </w:rPr>
         <w:t>{%p endif %}</w:t>
       </w:r>
@@ -439,25 +439,25 @@
     <w:p>
       <w:pPr>
         <w:pStyle w:val="Heading1"/>
-        <w:spacing w:before="240" w:after="120"/>
+        <w:spacing w:before="360" w:after="240"/>
       </w:pPr>
       <w:r>
         <w:rPr>
-          <w:rFonts w:ascii="Times New Roman" w:hAnsi="Times New Roman" w:eastAsia="바탕체"/>
+          <w:rFonts w:ascii="Times New Roman" w:hAnsi="Times New Roman" w:eastAsia="바탕"/>
           <w:b/>
-          <w:sz w:val="24"/>
+          <w:sz w:val="23"/>
         </w:rPr>
         <w:t>제6조 (주식 처분 제한 (Lock-up))</w:t>
       </w:r>
     </w:p>
     <w:p>
       <w:pPr>
-        <w:spacing w:after="80"/>
+        <w:spacing w:after="0"/>
       </w:pPr>
       <w:r>
         <w:rPr>
-          <w:rFonts w:ascii="Times New Roman" w:hAnsi="Times New Roman" w:eastAsia="바탕체"/>
-          <w:sz w:val="24"/>
+          <w:rFonts w:ascii="Times New Roman" w:hAnsi="Times New Roman" w:eastAsia="바탕"/>
+          <w:sz w:val="23"/>
         </w:rPr>
         <w:t>각 주주는 본 계약 체결일로부터 {{ lock_up_months }}개월이 경과하는 날까지 다른 당사자의 사전 서면 동의 없이 그 보유주식 또는 그 일부를 제3자에게 양도하거나 담보권을 설정하여서는 아니 된다.</w:t>
       </w:r>
@@ -465,25 +465,25 @@
     <w:p>
       <w:pPr>
         <w:pStyle w:val="Heading1"/>
-        <w:spacing w:before="240" w:after="120"/>
+        <w:spacing w:before="360" w:after="240"/>
       </w:pPr>
       <w:r>
         <w:rPr>
-          <w:rFonts w:ascii="Times New Roman" w:hAnsi="Times New Roman" w:eastAsia="바탕체"/>
+          <w:rFonts w:ascii="Times New Roman" w:hAnsi="Times New Roman" w:eastAsia="바탕"/>
           <w:b/>
-          <w:sz w:val="24"/>
+          <w:sz w:val="23"/>
         </w:rPr>
         <w:t>제7조 (경업금지 및 비밀유지)</w:t>
       </w:r>
     </w:p>
     <w:p>
       <w:pPr>
-        <w:spacing w:after="80"/>
+        <w:spacing w:after="0"/>
       </w:pPr>
       <w:r>
         <w:rPr>
-          <w:rFonts w:ascii="Times New Roman" w:hAnsi="Times New Roman" w:eastAsia="바탕체"/>
-          <w:sz w:val="24"/>
+          <w:rFonts w:ascii="Times New Roman" w:hAnsi="Times New Roman" w:eastAsia="바탕"/>
+          <w:sz w:val="23"/>
         </w:rPr>
         <w:t>각 주주는 본 계약 종료 후 {{ non_compete_months }}개월 동안 대상회사와 동일하거나 유사한 사업을 직접 또는 제3자를 통해 영위하여서는 아니 된다.</w:t>
       </w:r>
@@ -491,25 +491,25 @@
     <w:p>
       <w:pPr>
         <w:pStyle w:val="Heading1"/>
-        <w:spacing w:before="240" w:after="120"/>
+        <w:spacing w:before="360" w:after="240"/>
       </w:pPr>
       <w:r>
         <w:rPr>
-          <w:rFonts w:ascii="Times New Roman" w:hAnsi="Times New Roman" w:eastAsia="바탕체"/>
+          <w:rFonts w:ascii="Times New Roman" w:hAnsi="Times New Roman" w:eastAsia="바탕"/>
           <w:b/>
-          <w:sz w:val="24"/>
+          <w:sz w:val="23"/>
         </w:rPr>
         <w:t>제8조 (준거법 및 관할)</w:t>
       </w:r>
     </w:p>
     <w:p>
       <w:pPr>
-        <w:spacing w:after="80"/>
+        <w:spacing w:after="0"/>
       </w:pPr>
       <w:r>
         <w:rPr>
-          <w:rFonts w:ascii="Times New Roman" w:hAnsi="Times New Roman" w:eastAsia="바탕체"/>
-          <w:sz w:val="24"/>
+          <w:rFonts w:ascii="Times New Roman" w:hAnsi="Times New Roman" w:eastAsia="바탕"/>
+          <w:sz w:val="23"/>
         </w:rPr>
         <w:t>본 계약은 {{ governing_law }} 법에 따라 해석되며, 본 계약으로부터 발생하는 분쟁은 서울중앙지방법원을 제1심 전속 관할법원으로 한다.</w:t>
       </w:r>
@@ -521,8 +521,8 @@
       </w:pPr>
       <w:r>
         <w:rPr>
-          <w:rFonts w:ascii="Times New Roman" w:hAnsi="Times New Roman" w:eastAsia="바탕체"/>
-          <w:sz w:val="24"/>
+          <w:rFonts w:ascii="Times New Roman" w:hAnsi="Times New Roman" w:eastAsia="바탕"/>
+          <w:sz w:val="23"/>
         </w:rPr>
         <w:t>{{ signing_date }}</w:t>
       </w:r>
@@ -531,7 +531,7 @@
     <w:p>
       <w:r>
         <w:rPr>
-          <w:rFonts w:ascii="Times New Roman" w:hAnsi="Times New Roman" w:eastAsia="바탕체"/>
+          <w:rFonts w:ascii="Times New Roman" w:hAnsi="Times New Roman" w:eastAsia="바탕"/>
           <w:b/>
           <w:sz w:val="24"/>
         </w:rPr>
@@ -541,21 +541,21 @@
     <w:p>
       <w:r>
         <w:rPr>
-          <w:rFonts w:ascii="Times New Roman" w:hAnsi="Times New Roman" w:eastAsia="바탕체"/>
-          <w:sz w:val="24"/>
+          <w:rFonts w:ascii="Times New Roman" w:hAnsi="Times New Roman" w:eastAsia="바탕"/>
+          <w:sz w:val="23"/>
         </w:rPr>
         <w:t>{%p for s in shareholders %}</w:t>
       </w:r>
     </w:p>
     <w:p>
       <w:pPr>
-        <w:spacing w:after="80"/>
+        <w:spacing w:after="0"/>
         <w:ind w:left="737"/>
       </w:pPr>
       <w:r>
         <w:rPr>
-          <w:rFonts w:ascii="Times New Roman" w:hAnsi="Times New Roman" w:eastAsia="바탕체"/>
-          <w:sz w:val="24"/>
+          <w:rFonts w:ascii="Times New Roman" w:hAnsi="Times New Roman" w:eastAsia="바탕"/>
+          <w:sz w:val="23"/>
         </w:rPr>
         <w:t>주주: {{ s.name }}   보유주식: {{ s.shares }}주   지분율: {{ s.pct }}%</w:t>
       </w:r>
@@ -563,20 +563,56 @@
     <w:p>
       <w:r>
         <w:rPr>
-          <w:rFonts w:ascii="Times New Roman" w:hAnsi="Times New Roman" w:eastAsia="바탕체"/>
-          <w:sz w:val="24"/>
+          <w:rFonts w:ascii="Times New Roman" w:hAnsi="Times New Roman" w:eastAsia="바탕"/>
+          <w:sz w:val="23"/>
         </w:rPr>
         <w:t>{%p endfor %}</w:t>
       </w:r>
     </w:p>
     <w:sectPr>
+      <w:footerReference w:type="default" r:id="rId9"/>
       <w:pgSz w:w="11906" w:h="16838"/>
-      <w:pgMar w:top="1701" w:right="1440" w:bottom="1440" w:left="1440" w:header="720" w:footer="720" w:gutter="0"/>
+      <w:pgMar w:top="1701" w:right="1417" w:bottom="1701" w:left="1417" w:header="709" w:footer="709" w:gutter="0"/>
       <w:cols w:space="720"/>
       <w:docGrid w:linePitch="360"/>
     </w:sectPr>
   </w:body>
 </w:document>
+</file>
+
+<file path=word/footer1.xml><?xml version="1.0" encoding="utf-8"?>
+<w:ftr xmlns:m="http://schemas.openxmlformats.org/officeDocument/2006/math" xmlns:mc="http://schemas.openxmlformats.org/markup-compatibility/2006" xmlns:mo="http://schemas.microsoft.com/office/mac/office/2008/main" xmlns:mv="urn:schemas-microsoft-com:mac:vml" xmlns:o="urn:schemas-microsoft-com:office:office" xmlns:r="http://schemas.openxmlformats.org/officeDocument/2006/relationships" xmlns:v="urn:schemas-microsoft-com:vml" xmlns:w10="urn:schemas-microsoft-com:office:word" xmlns:w14="http://schemas.microsoft.com/office/word/2010/wordml" xmlns:w="http://schemas.openxmlformats.org/wordprocessingml/2006/main" xmlns:wne="http://schemas.microsoft.com/office/word/2006/wordml" xmlns:wp14="http://schemas.microsoft.com/office/word/2010/wordprocessingDrawing" xmlns:wp="http://schemas.openxmlformats.org/drawingml/2006/wordprocessingDrawing" xmlns:wpc="http://schemas.microsoft.com/office/word/2010/wordprocessingCanvas" xmlns:wpg="http://schemas.microsoft.com/office/word/2010/wordprocessingGroup" xmlns:wpi="http://schemas.microsoft.com/office/word/2010/wordprocessingInk" xmlns:wps="http://schemas.microsoft.com/office/word/2010/wordprocessingShape" mc:Ignorable="w14 wp14">
+  <w:p>
+    <w:pPr>
+      <w:pStyle w:val="Footer"/>
+      <w:jc w:val="center"/>
+    </w:pPr>
+    <w:r>
+      <w:rPr>
+        <w:rFonts w:ascii="Times New Roman" w:hAnsi="Times New Roman"/>
+        <w:sz w:val="18"/>
+      </w:rPr>
+      <w:t xml:space="preserve">- </w:t>
+    </w:r>
+    <w:r>
+      <w:rPr>
+        <w:rFonts w:ascii="Times New Roman" w:hAnsi="Times New Roman"/>
+        <w:sz w:val="18"/>
+      </w:rPr>
+      <w:fldChar w:fldCharType="begin"/>
+      <w:instrText xml:space="preserve"> PAGE </w:instrText>
+      <w:fldChar w:fldCharType="separate"/>
+      <w:fldChar w:fldCharType="end"/>
+    </w:r>
+    <w:r>
+      <w:rPr>
+        <w:rFonts w:ascii="Times New Roman" w:hAnsi="Times New Roman"/>
+        <w:sz w:val="18"/>
+      </w:rPr>
+      <w:t xml:space="preserve"> -</w:t>
+    </w:r>
+  </w:p>
+</w:ftr>
 </file>
 
 <file path=word/numbering.xml><?xml version="1.0" encoding="utf-8"?>
@@ -942,6 +978,14 @@
     <w:name w:val="Normal"/>
     <w:qFormat/>
     <w:rsid w:val="00FC693F"/>
+    <w:pPr>
+      <w:spacing w:line="312" w:lineRule="auto" w:before="0" w:after="0"/>
+      <w:jc w:val="both"/>
+    </w:pPr>
+    <w:rPr>
+      <w:rFonts w:ascii="Times New Roman" w:hAnsi="Times New Roman" w:eastAsia="바탕"/>
+      <w:sz w:val="23"/>
+    </w:rPr>
   </w:style>
   <w:style w:type="paragraph" w:styleId="Header">
     <w:name w:val="header"/>
@@ -12624,6 +12668,88 @@
         <w:shd w:val="clear" w:color="auto" w:fill="FBCAA2" w:themeFill="accent6" w:themeFillTint="7F"/>
       </w:tcPr>
     </w:tblStylePr>
+  </w:style>
+  <w:style w:type="paragraph" w:customStyle="1" w:styleId="Contract_L1">
+    <w:name w:val="Contract_L1"/>
+    <w:basedOn w:val="Normal"/>
+    <w:pPr>
+      <w:spacing w:line="312" w:lineRule="auto" w:before="360" w:after="240"/>
+      <w:jc w:val="both"/>
+    </w:pPr>
+    <w:rPr>
+      <w:rFonts w:ascii="Times New Roman" w:hAnsi="Times New Roman" w:eastAsia="바탕"/>
+      <w:b/>
+      <w:sz w:val="23"/>
+    </w:rPr>
+  </w:style>
+  <w:style w:type="paragraph" w:customStyle="1" w:styleId="Contract_L2">
+    <w:name w:val="Contract_L2"/>
+    <w:basedOn w:val="Normal"/>
+    <w:pPr>
+      <w:spacing w:line="312" w:lineRule="auto" w:before="0" w:after="0"/>
+      <w:ind w:left="737" w:hanging="737"/>
+      <w:jc w:val="both"/>
+    </w:pPr>
+    <w:rPr>
+      <w:rFonts w:ascii="Times New Roman" w:hAnsi="Times New Roman" w:eastAsia="바탕"/>
+      <w:b w:val="0"/>
+      <w:sz w:val="23"/>
+    </w:rPr>
+  </w:style>
+  <w:style w:type="paragraph" w:customStyle="1" w:styleId="Contract_L3">
+    <w:name w:val="Contract_L3"/>
+    <w:basedOn w:val="Normal"/>
+    <w:pPr>
+      <w:spacing w:line="312" w:lineRule="auto" w:before="0" w:after="0"/>
+      <w:ind w:left="1191" w:hanging="397"/>
+      <w:jc w:val="both"/>
+    </w:pPr>
+    <w:rPr>
+      <w:rFonts w:ascii="Times New Roman" w:hAnsi="Times New Roman" w:eastAsia="바탕"/>
+      <w:b w:val="0"/>
+      <w:sz w:val="23"/>
+    </w:rPr>
+  </w:style>
+  <w:style w:type="paragraph" w:customStyle="1" w:styleId="Contract_L4">
+    <w:name w:val="Contract_L4"/>
+    <w:basedOn w:val="Normal"/>
+    <w:pPr>
+      <w:spacing w:line="312" w:lineRule="auto" w:before="0" w:after="0"/>
+      <w:ind w:left="1587" w:hanging="397"/>
+      <w:jc w:val="both"/>
+    </w:pPr>
+    <w:rPr>
+      <w:rFonts w:ascii="Times New Roman" w:hAnsi="Times New Roman" w:eastAsia="바탕"/>
+      <w:b w:val="0"/>
+      <w:sz w:val="23"/>
+    </w:rPr>
+  </w:style>
+  <w:style w:type="paragraph" w:customStyle="1" w:styleId="Contract_Body">
+    <w:name w:val="Contract_Body"/>
+    <w:basedOn w:val="Normal"/>
+    <w:pPr>
+      <w:spacing w:line="312" w:lineRule="auto" w:before="0" w:after="0"/>
+      <w:jc w:val="both"/>
+    </w:pPr>
+    <w:rPr>
+      <w:rFonts w:ascii="Times New Roman" w:hAnsi="Times New Roman" w:eastAsia="바탕"/>
+      <w:b w:val="0"/>
+      <w:sz w:val="23"/>
+    </w:rPr>
+  </w:style>
+  <w:style w:type="paragraph" w:customStyle="1" w:styleId="Contract_Definition">
+    <w:name w:val="Contract_Definition"/>
+    <w:basedOn w:val="Normal"/>
+    <w:pPr>
+      <w:spacing w:line="312" w:lineRule="auto" w:before="0" w:after="0"/>
+      <w:ind w:left="737"/>
+      <w:jc w:val="both"/>
+    </w:pPr>
+    <w:rPr>
+      <w:rFonts w:ascii="Times New Roman" w:hAnsi="Times New Roman" w:eastAsia="바탕"/>
+      <w:b w:val="0"/>
+      <w:sz w:val="23"/>
+    </w:rPr>
   </w:style>
 </w:styles>
 </file>
